--- a/Base Application/Sales/Reports/CustomerOrderSummary.docx
+++ b/Base Application/Sales/Reports/CustomerOrderSummary.docx
@@ -340,12 +340,12 @@
               <w:szCs w:val="16"/>
             </w:rPr>
             <w:alias w:val="#Nav: /Labels/CustomerNoLbl"/>
-            <w:tag w:val="#Nav: FS_YSR_CustomerOrderSummary2/50001"/>
+            <w:tag w:val="#Nav: Customer_Order_Summary/107"/>
             <w:id w:val="1410889905"/>
             <w:placeholder>
               <w:docPart w:val="DefaultPlaceholder_-1854013440"/>
             </w:placeholder>
-            <w:dataBinding w:prefixMappings="xmlns:ns0='urn:microsoft-dynamics-nav/reports/FS_YSR_CustomerOrderSummary2/50001/'" w:xpath="/ns0:NavWordReportXmlPart[1]/ns0:Labels[1]/ns0:CustomerNoLbl[1]" w:storeItemID="{2BFB6482-093F-485D-9F9A-FB35B0839F34}"/>
+            <w:dataBinding w:prefixMappings="xmlns:ns0='urn:microsoft-dynamics-nav/reports/Customer_Order_Summary/107/'" w:xpath="/ns0:NavWordReportXmlPart[1]/ns0:Labels[1]/ns0:CustomerNoLbl[1]" w:storeItemID="{2BFB6482-093F-485D-9F9A-FB35B0839F34}"/>
             <w:text/>
           </w:sdtPr>
           <w:sdtContent>
@@ -390,12 +390,12 @@
               <w:szCs w:val="16"/>
             </w:rPr>
             <w:alias w:val="#Nav: /Labels/CustomerNameLbl"/>
-            <w:tag w:val="#Nav: FS_YSR_CustomerOrderSummary2/50001"/>
+            <w:tag w:val="#Nav: Customer_Order_Summary/107"/>
             <w:id w:val="1738902958"/>
             <w:placeholder>
               <w:docPart w:val="DefaultPlaceholder_-1854013440"/>
             </w:placeholder>
-            <w:dataBinding w:prefixMappings="xmlns:ns0='urn:microsoft-dynamics-nav/reports/FS_YSR_CustomerOrderSummary2/50001/'" w:xpath="/ns0:NavWordReportXmlPart[1]/ns0:Labels[1]/ns0:CustomerNameLbl[1]" w:storeItemID="{2BFB6482-093F-485D-9F9A-FB35B0839F34}"/>
+            <w:dataBinding w:prefixMappings="xmlns:ns0='urn:microsoft-dynamics-nav/reports/Customer_Order_Summary/107/'" w:xpath="/ns0:NavWordReportXmlPart[1]/ns0:Labels[1]/ns0:CustomerNameLbl[1]" w:storeItemID="{2BFB6482-093F-485D-9F9A-FB35B0839F34}"/>
             <w:text/>
           </w:sdtPr>
           <w:sdtContent>
@@ -453,12 +453,12 @@
               <w:szCs w:val="16"/>
             </w:rPr>
             <w:alias w:val="#Nav: /Labels/Before1Lbl"/>
-            <w:tag w:val="#Nav: FS_YSR_CustomerOrderSummary2/50001"/>
+            <w:tag w:val="#Nav: Customer_Order_Summary/107"/>
             <w:id w:val="-2084211281"/>
             <w:placeholder>
               <w:docPart w:val="DefaultPlaceholder_-1854013440"/>
             </w:placeholder>
-            <w:dataBinding w:prefixMappings="xmlns:ns0='urn:microsoft-dynamics-nav/reports/FS_YSR_CustomerOrderSummary2/50001/'" w:xpath="/ns0:NavWordReportXmlPart[1]/ns0:Labels[1]/ns0:Before1Lbl[1]" w:storeItemID="{2BFB6482-093F-485D-9F9A-FB35B0839F34}"/>
+            <w:dataBinding w:prefixMappings="xmlns:ns0='urn:microsoft-dynamics-nav/reports/Customer_Order_Summary/107/'" w:xpath="/ns0:NavWordReportXmlPart[1]/ns0:Labels[1]/ns0:Before1Lbl[1]" w:storeItemID="{2BFB6482-093F-485D-9F9A-FB35B0839F34}"/>
             <w:text/>
           </w:sdtPr>
           <w:sdtContent>
@@ -513,12 +513,12 @@
                   <w:szCs w:val="16"/>
                 </w:rPr>
                 <w:alias w:val="#Nav: /Customer/PeriodStartDate1"/>
-                <w:tag w:val="#Nav: FS_YSR_CustomerOrderSummary2/50001"/>
+                <w:tag w:val="#Nav: Customer_Order_Summary/107"/>
                 <w:id w:val="761646037"/>
                 <w:placeholder>
                   <w:docPart w:val="C18362966A734DC887BFE34B23DBBBC5"/>
                 </w:placeholder>
-                <w:dataBinding w:prefixMappings="xmlns:ns0='urn:microsoft-dynamics-nav/reports/FS_YSR_CustomerOrderSummary2/50001/'" w:xpath="/ns0:NavWordReportXmlPart[1]/ns0:Customer[1]/ns0:PeriodStartDate1[1]" w:storeItemID="{2BFB6482-093F-485D-9F9A-FB35B0839F34}"/>
+                <w:dataBinding w:prefixMappings="xmlns:ns0='urn:microsoft-dynamics-nav/reports/Customer_Order_Summary/107/'" w:xpath="/ns0:NavWordReportXmlPart[1]/ns0:Customer[1]/ns0:PeriodStartDate1[1]" w:storeItemID="{2BFB6482-093F-485D-9F9A-FB35B0839F34}"/>
                 <w:text/>
               </w:sdtPr>
               <w:sdtContent>
@@ -548,12 +548,12 @@
                   <w:szCs w:val="16"/>
                 </w:rPr>
                 <w:alias w:val="#Nav: /Customer/PeriodStartDate21"/>
-                <w:tag w:val="#Nav: FS_YSR_CustomerOrderSummary2/50001"/>
+                <w:tag w:val="#Nav: Customer_Order_Summary/107"/>
                 <w:id w:val="1978712956"/>
                 <w:placeholder>
                   <w:docPart w:val="2AD9EE3FD5F74F439F0AFCDEBCEB21C6"/>
                 </w:placeholder>
-                <w:dataBinding w:prefixMappings="xmlns:ns0='urn:microsoft-dynamics-nav/reports/FS_YSR_CustomerOrderSummary2/50001/'" w:xpath="/ns0:NavWordReportXmlPart[1]/ns0:Customer[1]/ns0:PeriodStartDate21[1]" w:storeItemID="{2BFB6482-093F-485D-9F9A-FB35B0839F34}"/>
+                <w:dataBinding w:prefixMappings="xmlns:ns0='urn:microsoft-dynamics-nav/reports/Customer_Order_Summary/107/'" w:xpath="/ns0:NavWordReportXmlPart[1]/ns0:Customer[1]/ns0:PeriodStartDate21[1]" w:storeItemID="{2BFB6482-093F-485D-9F9A-FB35B0839F34}"/>
                 <w:text/>
               </w:sdtPr>
               <w:sdtContent>
@@ -593,12 +593,12 @@
                   <w:szCs w:val="16"/>
                 </w:rPr>
                 <w:alias w:val="#Nav: /Customer/PeriodStartDate2"/>
-                <w:tag w:val="#Nav: FS_YSR_CustomerOrderSummary2/50001"/>
+                <w:tag w:val="#Nav: Customer_Order_Summary/107"/>
                 <w:id w:val="1760104177"/>
                 <w:placeholder>
                   <w:docPart w:val="0E7D25ABC5B547BFADA3F27AE240A55E"/>
                 </w:placeholder>
-                <w:dataBinding w:prefixMappings="xmlns:ns0='urn:microsoft-dynamics-nav/reports/FS_YSR_CustomerOrderSummary2/50001/'" w:xpath="/ns0:NavWordReportXmlPart[1]/ns0:Customer[1]/ns0:PeriodStartDate2[1]" w:storeItemID="{2BFB6482-093F-485D-9F9A-FB35B0839F34}"/>
+                <w:dataBinding w:prefixMappings="xmlns:ns0='urn:microsoft-dynamics-nav/reports/Customer_Order_Summary/107/'" w:xpath="/ns0:NavWordReportXmlPart[1]/ns0:Customer[1]/ns0:PeriodStartDate2[1]" w:storeItemID="{2BFB6482-093F-485D-9F9A-FB35B0839F34}"/>
                 <w:text/>
               </w:sdtPr>
               <w:sdtContent>
@@ -628,12 +628,12 @@
                   <w:szCs w:val="16"/>
                 </w:rPr>
                 <w:alias w:val="#Nav: /Customer/PeriodStartDate31"/>
-                <w:tag w:val="#Nav: FS_YSR_CustomerOrderSummary2/50001"/>
+                <w:tag w:val="#Nav: Customer_Order_Summary/107"/>
                 <w:id w:val="-1104035019"/>
                 <w:placeholder>
                   <w:docPart w:val="43E09FCFCE0749279BC30EE1F013DD5D"/>
                 </w:placeholder>
-                <w:dataBinding w:prefixMappings="xmlns:ns0='urn:microsoft-dynamics-nav/reports/FS_YSR_CustomerOrderSummary2/50001/'" w:xpath="/ns0:NavWordReportXmlPart[1]/ns0:Customer[1]/ns0:PeriodStartDate31[1]" w:storeItemID="{2BFB6482-093F-485D-9F9A-FB35B0839F34}"/>
+                <w:dataBinding w:prefixMappings="xmlns:ns0='urn:microsoft-dynamics-nav/reports/Customer_Order_Summary/107/'" w:xpath="/ns0:NavWordReportXmlPart[1]/ns0:Customer[1]/ns0:PeriodStartDate31[1]" w:storeItemID="{2BFB6482-093F-485D-9F9A-FB35B0839F34}"/>
                 <w:text/>
               </w:sdtPr>
               <w:sdtContent>
@@ -673,12 +673,12 @@
                   <w:szCs w:val="16"/>
                 </w:rPr>
                 <w:alias w:val="#Nav: /Customer/PeriodStartDate3"/>
-                <w:tag w:val="#Nav: FS_YSR_CustomerOrderSummary2/50001"/>
+                <w:tag w:val="#Nav: Customer_Order_Summary/107"/>
                 <w:id w:val="-717663662"/>
                 <w:placeholder>
                   <w:docPart w:val="80B76AA420DA413696D69DC84805D743"/>
                 </w:placeholder>
-                <w:dataBinding w:prefixMappings="xmlns:ns0='urn:microsoft-dynamics-nav/reports/FS_YSR_CustomerOrderSummary2/50001/'" w:xpath="/ns0:NavWordReportXmlPart[1]/ns0:Customer[1]/ns0:PeriodStartDate3[1]" w:storeItemID="{2BFB6482-093F-485D-9F9A-FB35B0839F34}"/>
+                <w:dataBinding w:prefixMappings="xmlns:ns0='urn:microsoft-dynamics-nav/reports/Customer_Order_Summary/107/'" w:xpath="/ns0:NavWordReportXmlPart[1]/ns0:Customer[1]/ns0:PeriodStartDate3[1]" w:storeItemID="{2BFB6482-093F-485D-9F9A-FB35B0839F34}"/>
                 <w:text/>
               </w:sdtPr>
               <w:sdtContent>
@@ -708,12 +708,12 @@
                   <w:szCs w:val="16"/>
                 </w:rPr>
                 <w:alias w:val="#Nav: /Customer/PeriodStartDate41"/>
-                <w:tag w:val="#Nav: FS_YSR_CustomerOrderSummary2/50001"/>
+                <w:tag w:val="#Nav: Customer_Order_Summary/107"/>
                 <w:id w:val="-139193846"/>
                 <w:placeholder>
                   <w:docPart w:val="2A83253239E646769AD4E68A67E9A353"/>
                 </w:placeholder>
-                <w:dataBinding w:prefixMappings="xmlns:ns0='urn:microsoft-dynamics-nav/reports/FS_YSR_CustomerOrderSummary2/50001/'" w:xpath="/ns0:NavWordReportXmlPart[1]/ns0:Customer[1]/ns0:PeriodStartDate41[1]" w:storeItemID="{2BFB6482-093F-485D-9F9A-FB35B0839F34}"/>
+                <w:dataBinding w:prefixMappings="xmlns:ns0='urn:microsoft-dynamics-nav/reports/Customer_Order_Summary/107/'" w:xpath="/ns0:NavWordReportXmlPart[1]/ns0:Customer[1]/ns0:PeriodStartDate41[1]" w:storeItemID="{2BFB6482-093F-485D-9F9A-FB35B0839F34}"/>
                 <w:text/>
               </w:sdtPr>
               <w:sdtContent>
@@ -737,12 +737,12 @@
               <w:szCs w:val="16"/>
             </w:rPr>
             <w:alias w:val="#Nav: /Labels/After1Lbl"/>
-            <w:tag w:val="#Nav: FS_YSR_CustomerOrderSummary2/50001"/>
+            <w:tag w:val="#Nav: Customer_Order_Summary/107"/>
             <w:id w:val="-1197230471"/>
             <w:placeholder>
               <w:docPart w:val="DefaultPlaceholder_-1854013440"/>
             </w:placeholder>
-            <w:dataBinding w:prefixMappings="xmlns:ns0='urn:microsoft-dynamics-nav/reports/FS_YSR_CustomerOrderSummary2/50001/'" w:xpath="/ns0:NavWordReportXmlPart[1]/ns0:Labels[1]/ns0:After1Lbl[1]" w:storeItemID="{2BFB6482-093F-485D-9F9A-FB35B0839F34}"/>
+            <w:dataBinding w:prefixMappings="xmlns:ns0='urn:microsoft-dynamics-nav/reports/Customer_Order_Summary/107/'" w:xpath="/ns0:NavWordReportXmlPart[1]/ns0:Labels[1]/ns0:After1Lbl[1]" w:storeItemID="{2BFB6482-093F-485D-9F9A-FB35B0839F34}"/>
             <w:text/>
           </w:sdtPr>
           <w:sdtContent>
@@ -782,12 +782,12 @@
               <w:szCs w:val="16"/>
             </w:rPr>
             <w:alias w:val="#Nav: /Labels/TotalCaptionLbl"/>
-            <w:tag w:val="#Nav: FS_YSR_CustomerOrderSummary2/50001"/>
+            <w:tag w:val="#Nav: Customer_Order_Summary/107"/>
             <w:id w:val="-1425570644"/>
             <w:placeholder>
               <w:docPart w:val="DefaultPlaceholder_-1854013440"/>
             </w:placeholder>
-            <w:dataBinding w:prefixMappings="xmlns:ns0='urn:microsoft-dynamics-nav/reports/FS_YSR_CustomerOrderSummary2/50001/'" w:xpath="/ns0:NavWordReportXmlPart[1]/ns0:Labels[1]/ns0:TotalCaptionLbl[1]" w:storeItemID="{2BFB6482-093F-485D-9F9A-FB35B0839F34}"/>
+            <w:dataBinding w:prefixMappings="xmlns:ns0='urn:microsoft-dynamics-nav/reports/Customer_Order_Summary/107/'" w:xpath="/ns0:NavWordReportXmlPart[1]/ns0:Labels[1]/ns0:TotalCaptionLbl[1]" w:storeItemID="{2BFB6482-093F-485D-9F9A-FB35B0839F34}"/>
             <w:text/>
           </w:sdtPr>
           <w:sdtContent>
@@ -1194,9 +1194,9 @@
             <w:lang w:eastAsia="zh-CN"/>
           </w:rPr>
           <w:alias w:val="#Nav: /SalesLineBuffer_Integer"/>
-          <w:tag w:val="#Nav: FS_YSR_CustomerOrderSummary2/50001"/>
+          <w:tag w:val="#Nav: Customer_Order_Summary/107"/>
           <w:id w:val="-881626615"/>
-          <w15:dataBinding w:prefixMappings="xmlns:ns0='urn:microsoft-dynamics-nav/reports/FS_YSR_CustomerOrderSummary2/50001/'" w:xpath="/ns0:NavWordReportXmlPart[1]/ns0:SalesLineBuffer_Integer" w:storeItemID="{2BFB6482-093F-485D-9F9A-FB35B0839F34}"/>
+          <w15:dataBinding w:prefixMappings="xmlns:ns0='urn:microsoft-dynamics-nav/reports/Customer_Order_Summary/107/'" w:xpath="/ns0:NavWordReportXmlPart[1]/ns0:SalesLineBuffer_Integer" w:storeItemID="{2BFB6482-093F-485D-9F9A-FB35B0839F34}"/>
           <w15:repeatingSection/>
         </w:sdtPr>
         <w:sdtContent>
@@ -2486,12 +2486,12 @@
               <w:szCs w:val="28"/>
             </w:rPr>
             <w:alias w:val="#Nav: /Labels/CustomerOrderSummary"/>
-            <w:tag w:val="#Nav: FS_YSR_CustomerOrderSummary2/50001"/>
+            <w:tag w:val="#Nav: Customer_Order_Summary/107"/>
             <w:id w:val="1987511657"/>
             <w:placeholder>
               <w:docPart w:val="DefaultPlaceholder_-1854013440"/>
             </w:placeholder>
-            <w:dataBinding w:prefixMappings="xmlns:ns0='urn:microsoft-dynamics-nav/reports/FS_YSR_CustomerOrderSummary2/50001/'" w:xpath="/ns0:NavWordReportXmlPart[1]/ns0:Labels[1]/ns0:CustomerOrderSummary[1]" w:storeItemID="{2BFB6482-093F-485D-9F9A-FB35B0839F34}"/>
+            <w:dataBinding w:prefixMappings="xmlns:ns0='urn:microsoft-dynamics-nav/reports/Customer_Order_Summary/107/'" w:xpath="/ns0:NavWordReportXmlPart[1]/ns0:Labels[1]/ns0:CustomerOrderSummary[1]" w:storeItemID="{2BFB6482-093F-485D-9F9A-FB35B0839F34}"/>
             <w:text/>
           </w:sdtPr>
           <w:sdtContent>
@@ -2705,12 +2705,12 @@
                 <w:szCs w:val="16"/>
               </w:rPr>
               <w:alias w:val="#Nav: /BCReportInformation/ReportRequest/UserName"/>
-              <w:tag w:val="#Nav: FS_YSR_CustomerOrderSummary2/50001"/>
+              <w:tag w:val="#Nav: Customer_Order_Summary/107"/>
               <w:id w:val="-249272221"/>
               <w:placeholder>
                 <w:docPart w:val="7BF514ADD4E042519658EF0499D03919"/>
               </w:placeholder>
-              <w:dataBinding w:prefixMappings="xmlns:ns0='urn:microsoft-dynamics-nav/reports/FS_YSR_CustomerOrderSummary2/50001/'" w:xpath="/ns0:NavWordReportXmlPart[1]/ns0:BCReportInformation[1]/ns0:ReportRequest[1]/ns0:UserName[1]" w:storeItemID="{2BFB6482-093F-485D-9F9A-FB35B0839F34}"/>
+              <w:dataBinding w:prefixMappings="xmlns:ns0='urn:microsoft-dynamics-nav/reports/Customer_Order_Summary/107/'" w:xpath="/ns0:NavWordReportXmlPart[1]/ns0:BCReportInformation[1]/ns0:ReportRequest[1]/ns0:UserName[1]" w:storeItemID="{2BFB6482-093F-485D-9F9A-FB35B0839F34}"/>
               <w:text/>
             </w:sdtPr>
             <w:sdtContent>
@@ -2746,12 +2746,12 @@
             <w:szCs w:val="16"/>
           </w:rPr>
           <w:alias w:val="#Nav: /BCReportInformation/ReportRequest/CompanyName"/>
-          <w:tag w:val="#Nav: FS_YSR_CustomerOrderSummary2/50001"/>
+          <w:tag w:val="#Nav: Customer_Order_Summary/107"/>
           <w:id w:val="-1641258246"/>
           <w:placeholder>
             <w:docPart w:val="77A2A36AD8D44A3B85CFA8829B0915F0"/>
           </w:placeholder>
-          <w:dataBinding w:prefixMappings="xmlns:ns0='urn:microsoft-dynamics-nav/reports/FS_YSR_CustomerOrderSummary2/50001/'" w:xpath="/ns0:NavWordReportXmlPart[1]/ns0:BCReportInformation[1]/ns0:ReportRequest[1]/ns0:CompanyName[1]" w:storeItemID="{2BFB6482-093F-485D-9F9A-FB35B0839F34}"/>
+          <w:dataBinding w:prefixMappings="xmlns:ns0='urn:microsoft-dynamics-nav/reports/Customer_Order_Summary/107/'" w:xpath="/ns0:NavWordReportXmlPart[1]/ns0:BCReportInformation[1]/ns0:ReportRequest[1]/ns0:CompanyName[1]" w:storeItemID="{2BFB6482-093F-485D-9F9A-FB35B0839F34}"/>
           <w:text/>
         </w:sdtPr>
         <w:sdtContent>
@@ -2795,12 +2795,12 @@
             <w:szCs w:val="16"/>
           </w:rPr>
           <w:alias w:val="#Nav: /Labels/OutstandingOrdersLbl"/>
-          <w:tag w:val="#Nav: FS_YSR_CustomerOrderSummary2/50001"/>
+          <w:tag w:val="#Nav: Customer_Order_Summary/107"/>
           <w:id w:val="651961167"/>
           <w:placeholder>
             <w:docPart w:val="DefaultPlaceholder_-1854013440"/>
           </w:placeholder>
-          <w:dataBinding w:prefixMappings="xmlns:ns0='urn:microsoft-dynamics-nav/reports/FS_YSR_CustomerOrderSummary2/50001/'" w:xpath="/ns0:NavWordReportXmlPart[1]/ns0:Labels[1]/ns0:OutstandingOrdersLbl[1]" w:storeItemID="{2BFB6482-093F-485D-9F9A-FB35B0839F34}"/>
+          <w:dataBinding w:prefixMappings="xmlns:ns0='urn:microsoft-dynamics-nav/reports/Customer_Order_Summary/107/'" w:xpath="/ns0:NavWordReportXmlPart[1]/ns0:Labels[1]/ns0:OutstandingOrdersLbl[1]" w:storeItemID="{2BFB6482-093F-485D-9F9A-FB35B0839F34}"/>
           <w:text/>
         </w:sdtPr>
         <w:sdtContent>
@@ -2854,10 +2854,10 @@
           <w:placeholder>
             <w:docPart w:val="DefaultPlaceholder_-1854013440"/>
           </w:placeholder>
-          <w:dataBinding w:prefixMappings="xmlns:ns0='urn:microsoft-dynamics-nav/reports/FS_YSR_CustomerOrderSummary2/50001/'" w:xpath="/ns0:NavWordReportXmlPart[1]/ns0:Customer[1]/ns0:AllAmountsAreInLCYTxt[1]" w:storeItemID="{2BFB6482-093F-485D-9F9A-FB35B0839F34}"/>
+          <w:dataBinding w:prefixMappings="xmlns:ns0='urn:microsoft-dynamics-nav/reports/Customer_Order_Summary/107/'" w:xpath="/ns0:NavWordReportXmlPart[1]/ns0:Customer[1]/ns0:AllAmountsAreInLCYTxt[1]" w:storeItemID="{2BFB6482-093F-485D-9F9A-FB35B0839F34}"/>
           <w:text/>
           <w:alias w:val="#Nav: /Customer/AllAmountsAreInLCYTxt"/>
-          <w:tag w:val="#Nav: FS_YSR_CustomerOrderSummary2/50001"/>
+          <w:tag w:val="#Nav: Customer_Order_Summary/107"/>
         </w:sdtPr>
         <w:sdtContent>
           <w:tc>
@@ -2907,12 +2907,12 @@
             <w:szCs w:val="16"/>
           </w:rPr>
           <w:alias w:val="#Nav: /Customer/CustFilter"/>
-          <w:tag w:val="#Nav: FS_YSR_CustomerOrderSummary2/50001"/>
+          <w:tag w:val="#Nav: Customer_Order_Summary/107"/>
           <w:id w:val="-543747946"/>
           <w:placeholder>
             <w:docPart w:val="DefaultPlaceholder_-1854013440"/>
           </w:placeholder>
-          <w:dataBinding w:prefixMappings="xmlns:ns0='urn:microsoft-dynamics-nav/reports/FS_YSR_CustomerOrderSummary2/50001/'" w:xpath="/ns0:NavWordReportXmlPart[1]/ns0:Customer[1]/ns0:CustFilter[1]" w:storeItemID="{2BFB6482-093F-485D-9F9A-FB35B0839F34}"/>
+          <w:dataBinding w:prefixMappings="xmlns:ns0='urn:microsoft-dynamics-nav/reports/Customer_Order_Summary/107/'" w:xpath="/ns0:NavWordReportXmlPart[1]/ns0:Customer[1]/ns0:CustFilter[1]" w:storeItemID="{2BFB6482-093F-485D-9F9A-FB35B0839F34}"/>
           <w:text/>
         </w:sdtPr>
         <w:sdtContent>
@@ -4930,269 +4930,148 @@
 </a:theme>
 </file>
 
-<file path=customXml/item1.xml>��< ? x m l   v e r s i o n = " 1 . 0 "   e n c o d i n g = " u t f - 1 6 " ? > < N a v W o r d R e p o r t X m l P a r t   x m l n s = " u r n : m i c r o s o f t - d y n a m i c s - n a v / r e p o r t s / F S _ Y S R _ C u s t o m e r O r d e r S u m m a r y 2 / 5 0 0 0 1 / " > - 
-     < B C R e p o r t I n f o r m a t i o n > - 
-         < R e p o r t M e t a d a t a > - 
-             < E x t e n s i o n I d > E x t e n s i o n   I D < / E x t e n s i o n I d > - 
-             < E x t e n s i o n N a m e > E x t e n s i o n   N a m e < / E x t e n s i o n N a m e > - 
-             < E x t e n s i o n P u b l i s h e r > E x t e n s i o n   P u b l i s h e r < / E x t e n s i o n P u b l i s h e r > - 
-             < E x t e n s i o n V e r s i o n > E x t e n s i o n   V e r s i o n < / E x t e n s i o n V e r s i o n > - 
-             < R e p o r t I d > R e p o r t   I D < / R e p o r t I d > - 
-             < R e p o r t N a m e > R e p o r t   N a m e < / R e p o r t N a m e > - 
-             < A b o u t T h i s R e p o r t T i t l e > A b o u t   T h i s   R e p o r t   T i t l e < / A b o u t T h i s R e p o r t T i t l e > - 
-             < A b o u t T h i s R e p o r t T e x t > A b o u t   T h i s   R e p o r t   T e x t < / A b o u t T h i s R e p o r t T e x t > - 
-             < R e p o r t H e l p L i n k > R e p o r t   H e l p   L i n k < / R e p o r t H e l p L i n k > - 
-         < / R e p o r t M e t a d a t a > - 
-         < R e p o r t R e q u e s t > - 
-             < T e n a n t E n t r a I d > T e n a n t   E n t r a   I d < / T e n a n t E n t r a I d > - 
-             < E n v i r o n m e n t N a m e > E n v i r o n m e n t   N a m e < / E n v i r o n m e n t N a m e > - 
-             < E n v i r o n m e n t T y p e > E n v i r o n m e n t   T y p e < / E n v i r o n m e n t T y p e > - 
-             < C o m p a n y N a m e > C o m p a n y   N a m e < / C o m p a n y N a m e > - 
-             < C o m p a n y D i s p l a y N a m e > C o m p a n y   D i s p l a y   N a m e < / C o m p a n y D i s p l a y N a m e > - 
-             < C o m p a n y I d > C o m p a n y   I D < / C o m p a n y I d > - 
-             < U s e r N a m e > U s e r   N a m e < / U s e r N a m e > - 
-             < D a t e A n d T i m e > D a t e   a n d   T i m e < / D a t e A n d T i m e > - 
-             < L a n g u a g e > L a n g u a g e < / L a n g u a g e > - 
-             < F o r m a t R e g i o n > F o r m a t   R e g i o n < / F o r m a t R e g i o n > - 
-             < D a t e T i m e V a l u e s > - 
-                 < Y e a r > Y e a r < / Y e a r > - 
-                 < M o n t h N u m b e r > M o n t h   N u m b e r < / M o n t h N u m b e r > - 
-                 < D a y N u m b e r > D a y   N u m b e r < / D a y N u m b e r > - 
-                 < H o u r > H o u r < / H o u r > - 
-                 < M i n u t e > M i n u t e < / M i n u t e > - 
-             < / D a t e T i m e V a l u e s > - 
-         < / R e p o r t R e q u e s t > - 
-     < / B C R e p o r t I n f o r m a t i o n > - 
-     < L a b e l s > - 
-         < A b o u t T h e R e p o r t L a b e l > A b o u t T h e R e p o r t L a b e l < / A b o u t T h e R e p o r t L a b e l > - 
-         < A f t e r 1 L b l > A f t e r 1 L b l < / A f t e r 1 L b l > - 
-         < A f t e r L b l > A f t e r L b l < / A f t e r L b l > - 
-         < B e f o r e 1 L b l > B e f o r e 1 L b l < / B e f o r e 1 L b l > - 
-         < B e f o r e L b l > B e f o r e L b l < / B e f o r e L b l > - 
-         < C o m p a n y L a b e l > C o m p a n y L a b e l < / C o m p a n y L a b e l > - 
-         < C u r r e n c y C o d e _ S a l e s L i n e C a p t i o n > C u r r e n c y C o d e _ S a l e s L i n e C a p t i o n < / C u r r e n c y C o d e _ S a l e s L i n e C a p t i o n > - 
-         < C u s t o m e r N a m e L b l > C u s t o m e r N a m e L b l < / C u s t o m e r N a m e L b l > - 
-         < C u s t o m e r N o L b l > C u s t o m e r N o L b l < / C u s t o m e r N o L b l > - 
-         < C u s t o m e r O r d e r S u m m a r y > C u s t o m e r O r d e r S u m m a r y < / C u s t o m e r O r d e r S u m m a r y > - 
-         < C u s t o m e r O r d e r S u m m a r y A n a l y s i s > C u s t o m e r O r d e r S u m m a r y A n a l y s i s < / C u s t o m e r O r d e r S u m m a r y A n a l y s i s > - 
-         < C u s t o m e r O r d e r S u m m a r y P r i n t > C u s t o m e r O r d e r S u m m a r y P r i n t < / C u s t o m e r O r d e r S u m m a r y P r i n t > - 
-         < C u s t O r d e r S u m m a r y L C Y P r i n t > C u s t O r d e r S u m m a r y L C Y P r i n t < / C u s t O r d e r S u m m a r y L C Y P r i n t > - 
-         < D a t a R e t r i e v e d > D a t a R e t r i e v e d < / D a t a R e t r i e v e d > - 
-         < D o c u m e n t a t i o n L a b e l > D o c u m e n t a t i o n L a b e l < / D o c u m e n t a t i o n L a b e l > - 
-         < E n v i r o n m e n t L a b e l > E n v i r o n m e n t L a b e l < / E n v i r o n m e n t L a b e l > - 
-         < N a m e _ C u s t C a p t i o n > N a m e _ C u s t C a p t i o n < / N a m e _ C u s t C a p t i o n > - 
-         < O u t s t a n d i n g O r d e r s L b l > O u t s t a n d i n g O r d e r s L b l < / O u t s t a n d i n g O r d e r s L b l > - 
-         < P e r i o d 2 E n d D a t e L b l > P e r i o d 2 E n d D a t e L b l < / P e r i o d 2 E n d D a t e L b l > - 
-         < P e r i o d 2 S t a r t D a t e L b l > P e r i o d 2 S t a r t D a t e L b l < / P e r i o d 2 S t a r t D a t e L b l > - 
-         < P e r i o d 3 E n d D a t e L b l > P e r i o d 3 E n d D a t e L b l < / P e r i o d 3 E n d D a t e L b l > - 
-         < P e r i o d 3 S t a r t D a t e L b l > P e r i o d 3 S t a r t D a t e L b l < / P e r i o d 3 S t a r t D a t e L b l > - 
-         < P e r i o d 4 E n d D a t e L b l > P e r i o d 4 E n d D a t e L b l < / P e r i o d 4 E n d D a t e L b l > - 
-         < P e r i o d 4 S t a r t D a t e L b l > P e r i o d 4 S t a r t D a t e L b l < / P e r i o d 4 S t a r t D a t e L b l > - 
-         < P o s t i n g D a t e F i l t e r L a b e l > P o s t i n g D a t e F i l t e r L a b e l < / P o s t i n g D a t e F i l t e r L a b e l > - 
-         < R e p o r t N a m e L a b e l > R e p o r t N a m e L a b e l < / R e p o r t N a m e L a b e l > - 
-         < R u n O n L a b e l > R u n O n L a b e l < / R u n O n L a b e l > - 
-         < S a l e s A m t O n O r d e r 2 L b l > S a l e s A m t O n O r d e r 2 L b l < / S a l e s A m t O n O r d e r 2 L b l > - 
-         < S a l e s A m t O n O r d e r 3 L b l > S a l e s A m t O n O r d e r 3 L b l < / S a l e s A m t O n O r d e r 3 L b l > - 
-         < S a l e s A m t O n O r d e r 4 L b l > S a l e s A m t O n O r d e r 4 L b l < / S a l e s A m t O n O r d e r 4 L b l > - 
-         < S a l e s A m t O n O r d e r L C Y 2 L b l > S a l e s A m t O n O r d e r L C Y 2 L b l < / S a l e s A m t O n O r d e r L C Y 2 L b l > - 
-         < S a l e s A m t O n O r d e r L C Y 3 L b l > S a l e s A m t O n O r d e r L C Y 3 L b l < / S a l e s A m t O n O r d e r L C Y 3 L b l > - 
-         < S a l e s A m t O n O r d e r L C Y 4 L b l > S a l e s A m t O n O r d e r L C Y 4 L b l < / S a l e s A m t O n O r d e r L C Y 4 L b l > - 
-         < S a l e s L i n e B i l l t o N o _ C u s t o m e r C a p t i o n > S a l e s L i n e B i l l t o N o _ C u s t o m e r C a p t i o n < / S a l e s L i n e B i l l t o N o _ C u s t o m e r C a p t i o n > - 
-         < S t a r t i n g D a t e L b l > S t a r t i n g D a t e L b l < / S t a r t i n g D a t e L b l > - 
-         < T o t a l C a p t i o n L b l > T o t a l C a p t i o n L b l < / T o t a l C a p t i o n L b l > - 
-         < T o t a l L C Y C a p t i o n L b l > T o t a l L C Y C a p t i o n L b l < / T o t a l L C Y C a p t i o n L b l > - 
-         < U s e r L a b e l > U s e r L a b e l < / U s e r L a b e l > - 
-     < / L a b e l s > - 
-     < C u s t o m e r > - 
-         < A l l A m o u n t s A r e I n L C Y T x t > A l l A m o u n t s A r e I n L C Y T x t < / A l l A m o u n t s A r e I n L C Y T x t > - 
-         < C u s t F i l t e r > C u s t F i l t e r < / C u s t F i l t e r > - 
-         < C u s t F i l t e r 1 > C u s t F i l t e r 1 < / C u s t F i l t e r 1 > - 
-         < N o _ C u s t > N o _ C u s t < / N o _ C u s t > - 
-         < P e r i o d S t a r t D a t e 1 > P e r i o d S t a r t D a t e 1 < / P e r i o d S t a r t D a t e 1 > - 
-         < P e r i o d S t a r t D a t e 2 > P e r i o d S t a r t D a t e 2 < / P e r i o d S t a r t D a t e 2 > - 
-         < P e r i o d S t a r t D a t e 2 1 > P e r i o d S t a r t D a t e 2 1 < / P e r i o d S t a r t D a t e 2 1 > - 
-         < P e r i o d S t a r t D a t e 3 > P e r i o d S t a r t D a t e 3 < / P e r i o d S t a r t D a t e 3 > - 
-         < P e r i o d S t a r t D a t e 3 1 > P e r i o d S t a r t D a t e 3 1 < / P e r i o d S t a r t D a t e 3 1 > - 
-         < P e r i o d S t a r t D a t e 4 1 > P e r i o d S t a r t D a t e 4 1 < / P e r i o d S t a r t D a t e 4 1 > - 
-         < P r i n t A m o u n t s I n L C Y > P r i n t A m o u n t s I n L C Y < / P r i n t A m o u n t s I n L C Y > - 
-         < S a l e s A m t O n O r d e r L C Y 1 > S a l e s A m t O n O r d e r L C Y 1 < / S a l e s A m t O n O r d e r L C Y 1 > - 
-         < S a l e s A m t O n O r d e r L C Y 2 > S a l e s A m t O n O r d e r L C Y 2 < / S a l e s A m t O n O r d e r L C Y 2 > - 
-         < S a l e s A m t O n O r d e r L C Y 3 > S a l e s A m t O n O r d e r L C Y 3 < / S a l e s A m t O n O r d e r L C Y 3 > - 
-         < S a l e s A m t O n O r d e r L C Y 4 > S a l e s A m t O n O r d e r L C Y 4 < / S a l e s A m t O n O r d e r L C Y 4 > - 
-         < S a l e s A m t O n O r d e r L C Y 5 > S a l e s A m t O n O r d e r L C Y 5 < / S a l e s A m t O n O r d e r L C Y 5 > - 
-         < S a l e s O r d e r A m o u n t L C Y > S a l e s O r d e r A m o u n t L C Y < / S a l e s O r d e r A m o u n t L C Y > - 
-         < S a l e s _ L i n e > - 
-             < C u r r e n c y C o d e _ S a l e s L i n e > C u r r e n c y C o d e _ S a l e s L i n e < / C u r r e n c y C o d e _ S a l e s L i n e > - 
-             < G r o u p N u m b e r > G r o u p N u m b e r < / G r o u p N u m b e r > - 
-             < N a m e _ C u s t > N a m e _ C u s t < / N a m e _ C u s t > - 
-             < S a l e s A m t O n O r d e r 1 > S a l e s A m t O n O r d e r 1 < / S a l e s A m t O n O r d e r 1 > - 
-             < S a l e s A m t O n O r d e r 2 > S a l e s A m t O n O r d e r 2 < / S a l e s A m t O n O r d e r 2 > - 
-             < S a l e s A m t O n O r d e r 3 > S a l e s A m t O n O r d e r 3 < / S a l e s A m t O n O r d e r 3 > - 
-             < S a l e s A m t O n O r d e r 4 > S a l e s A m t O n O r d e r 4 < / S a l e s A m t O n O r d e r 4 > - 
-             < S a l e s A m t O n O r d e r 5 > S a l e s A m t O n O r d e r 5 < / S a l e s A m t O n O r d e r 5 > - 
-             < S a l e s L i n e B i l l t o N o _ C u s t o m e r > S a l e s L i n e B i l l t o N o _ C u s t o m e r < / S a l e s L i n e B i l l t o N o _ C u s t o m e r > - 
-             < S a l e s O r d e r A m o u n t > S a l e s O r d e r A m o u n t < / S a l e s O r d e r A m o u n t > - 
-         < / S a l e s _ L i n e > - 
-     < / C u s t o m e r > - 
-     < S a l e s L i n e B u f f e r _ I n t e g e r > - 
-         < N u m b e r > N u m b e r < / N u m b e r > - 
-         < S a l e s L i n e B u f f e r _ B i l l t o C u s t o m e r N o > S a l e s L i n e B u f f e r _ B i l l t o C u s t o m e r N o < / S a l e s L i n e B u f f e r _ B i l l t o C u s t o m e r N o > - 
-         < S a l e s L i n e B u f f e r _ C u r r e n c y C o d e > S a l e s L i n e B u f f e r _ C u r r e n c y C o d e < / S a l e s L i n e B u f f e r _ C u r r e n c y C o d e > - 
-         < S a l e s L i n e B u f f e r _ C u s t o m e r N a m e > S a l e s L i n e B u f f e r _ C u s t o m e r N a m e < / S a l e s L i n e B u f f e r _ C u s t o m e r N a m e > - 
-         < S a l e s L i n e B u f f e r _ S a l e s A m t O n O r d e r 1 > S a l e s L i n e B u f f e r _ S a l e s A m t O n O r d e r 1 < / S a l e s L i n e B u f f e r _ S a l e s A m t O n O r d e r 1 > - 
-         < S a l e s L i n e B u f f e r _ S a l e s A m t O n O r d e r 2 > S a l e s L i n e B u f f e r _ S a l e s A m t O n O r d e r 2 < / S a l e s L i n e B u f f e r _ S a l e s A m t O n O r d e r 2 > - 
-         < S a l e s L i n e B u f f e r _ S a l e s A m t O n O r d e r 3 > S a l e s L i n e B u f f e r _ S a l e s A m t O n O r d e r 3 < / S a l e s L i n e B u f f e r _ S a l e s A m t O n O r d e r 3 > - 
-         < S a l e s L i n e B u f f e r _ S a l e s A m t O n O r d e r 4 > S a l e s L i n e B u f f e r _ S a l e s A m t O n O r d e r 4 < / S a l e s L i n e B u f f e r _ S a l e s A m t O n O r d e r 4 > - 
-         < S a l e s L i n e B u f f e r _ S a l e s A m t O n O r d e r 5 > S a l e s L i n e B u f f e r _ S a l e s A m t O n O r d e r 5 < / S a l e s L i n e B u f f e r _ S a l e s A m t O n O r d e r 5 > - 
-         < S a l e s L i n e B u f f e r _ S a l e s O r d e r A m o u n t > S a l e s L i n e B u f f e r _ S a l e s O r d e r A m o u n t < / S a l e s L i n e B u f f e r _ S a l e s O r d e r A m o u n t > - 
-     < / S a l e s L i n e B u f f e r _ I n t e g e r > - 
-     < T o t a l s > - 
-         < T o t a l s _ S a l e s _ A m t _ O n _ O r d e r 1 > T o t a l s _ S a l e s _ A m t _ O n _ O r d e r 1 < / T o t a l s _ S a l e s _ A m t _ O n _ O r d e r 1 > - 
-         < T o t a l s _ S a l e s _ A m t _ O n _ O r d e r 2 > T o t a l s _ S a l e s _ A m t _ O n _ O r d e r 2 < / T o t a l s _ S a l e s _ A m t _ O n _ O r d e r 2 > - 
-         < T o t a l s _ S a l e s _ A m t _ O n _ O r d e r 3 > T o t a l s _ S a l e s _ A m t _ O n _ O r d e r 3 < / T o t a l s _ S a l e s _ A m t _ O n _ O r d e r 3 > - 
-         < T o t a l s _ S a l e s _ A m t _ O n _ O r d e r 4 > T o t a l s _ S a l e s _ A m t _ O n _ O r d e r 4 < / T o t a l s _ S a l e s _ A m t _ O n _ O r d e r 4 > - 
-         < T o t a l s _ S a l e s _ A m t _ O n _ O r d e r 5 > T o t a l s _ S a l e s _ A m t _ O n _ O r d e r 5 < / T o t a l s _ S a l e s _ A m t _ O n _ O r d e r 5 > - 
-         < T o t a l s _ S a l e s _ O r d e r _ A m o u n t > T o t a l s _ S a l e s _ O r d e r _ A m o u n t < / T o t a l s _ S a l e s _ O r d e r _ A m o u n t > - 
-         < T o t a l s _ T o t a l T e x t > T o t a l s _ T o t a l T e x t < / T o t a l s _ T o t a l T e x t > - 
-     < / T o t a l s > - 
- < / N a v W o r d R e p o r t X m l P a r t > 
-</file>
-
 <file path=customXml/item2.xml><?xml version="1.0" encoding="utf-8"?>
 <b:Sources xmlns:b="http://schemas.openxmlformats.org/officeDocument/2006/bibliography" xmlns="http://schemas.openxmlformats.org/officeDocument/2006/bibliography" SelectedStyle="\APASixthEditionOfficeOnline.xsl" StyleName="APA" Version="6"/>
 </file>
 
-<file path=customXml/itemProps1.xml><?xml version="1.0" encoding="utf-8"?>
-<ds:datastoreItem xmlns:ds="http://schemas.openxmlformats.org/officeDocument/2006/customXml" ds:itemID="{2BFB6482-093F-485D-9F9A-FB35B0839F34}">
-  <ds:schemaRefs>
-    <ds:schemaRef ds:uri="urn:microsoft-dynamics-nav/reports/FS_YSR_CustomerOrderSummary2/50001/"/>
-  </ds:schemaRefs>
-</ds:datastoreItem>
+<file path=customXml/item3.xml><?xml version="1.0" encoding="utf-8"?>
+<NavWordReportXmlPart xmlns="urn:microsoft-dynamics-nav/reports/Customer_Order_Summary/107/">
+  <BCReportInformation>
+    <ReportMetadata>
+      <ExtensionId>Extension ID</ExtensionId>
+      <ExtensionName>Extension Name</ExtensionName>
+      <ExtensionPublisher>Extension Publisher</ExtensionPublisher>
+      <ExtensionVersion>Extension Version</ExtensionVersion>
+      <ReportId>Report ID</ReportId>
+      <ReportName>Report Name</ReportName>
+      <AboutThisReportTitle>About This Report Title</AboutThisReportTitle>
+      <AboutThisReportText>About This Report Text</AboutThisReportText>
+      <ReportHelpLink>Report Help Link</ReportHelpLink>
+    </ReportMetadata>
+    <ReportRequest>
+      <TenantEntraId>Tenant Entra Id</TenantEntraId>
+      <EnvironmentName>Environment Name</EnvironmentName>
+      <EnvironmentType>Environment Type</EnvironmentType>
+      <CompanyName>Company Name</CompanyName>
+      <CompanyDisplayName>Company Display Name</CompanyDisplayName>
+      <CompanyId>Company ID</CompanyId>
+      <UserName>User Name</UserName>
+      <DateAndTime>Date and Time</DateAndTime>
+      <Language>Language</Language>
+      <FormatRegion>Format Region</FormatRegion>
+      <DateTimeValues>
+        <Year>Year</Year>
+        <MonthNumber>Month Number</MonthNumber>
+        <DayNumber>Day Number</DayNumber>
+        <Hour>Hour</Hour>
+        <Minute>Minute</Minute>
+      </DateTimeValues>
+    </ReportRequest>
+  </BCReportInformation>
+  <Labels>
+    <AboutTheReportLabel>AboutTheReportLabel</AboutTheReportLabel>
+    <After1Lbl>After1Lbl</After1Lbl>
+    <AfterLbl>AfterLbl</AfterLbl>
+    <Before1Lbl>Before1Lbl</Before1Lbl>
+    <BeforeLbl>BeforeLbl</BeforeLbl>
+    <CompanyLabel>CompanyLabel</CompanyLabel>
+    <CurrencyCode_SalesLineCaption>CurrencyCode_SalesLineCaption</CurrencyCode_SalesLineCaption>
+    <CustomerNameLbl>CustomerNameLbl</CustomerNameLbl>
+    <CustomerNoLbl>CustomerNoLbl</CustomerNoLbl>
+    <CustomerOrderSummary>CustomerOrderSummary</CustomerOrderSummary>
+    <CustomerOrderSummaryAnalysis>CustomerOrderSummaryAnalysis</CustomerOrderSummaryAnalysis>
+    <CustomerOrderSummaryPrint>CustomerOrderSummaryPrint</CustomerOrderSummaryPrint>
+    <CustOrderSummaryLCYPrint>CustOrderSummaryLCYPrint</CustOrderSummaryLCYPrint>
+    <DataRetrieved>DataRetrieved</DataRetrieved>
+    <DocumentationLabel>DocumentationLabel</DocumentationLabel>
+    <EnvironmentLabel>EnvironmentLabel</EnvironmentLabel>
+    <Name_CustCaption>Name_CustCaption</Name_CustCaption>
+    <OutstandingOrdersLbl>OutstandingOrdersLbl</OutstandingOrdersLbl>
+    <Period2EndDateLbl>Period2EndDateLbl</Period2EndDateLbl>
+    <Period2StartDateLbl>Period2StartDateLbl</Period2StartDateLbl>
+    <Period3EndDateLbl>Period3EndDateLbl</Period3EndDateLbl>
+    <Period3StartDateLbl>Period3StartDateLbl</Period3StartDateLbl>
+    <Period4EndDateLbl>Period4EndDateLbl</Period4EndDateLbl>
+    <Period4StartDateLbl>Period4StartDateLbl</Period4StartDateLbl>
+    <PostingDateFilterLabel>PostingDateFilterLabel</PostingDateFilterLabel>
+    <ReportNameLabel>ReportNameLabel</ReportNameLabel>
+    <RunOnLabel>RunOnLabel</RunOnLabel>
+    <SalesAmtOnOrder2Lbl>SalesAmtOnOrder2Lbl</SalesAmtOnOrder2Lbl>
+    <SalesAmtOnOrder3Lbl>SalesAmtOnOrder3Lbl</SalesAmtOnOrder3Lbl>
+    <SalesAmtOnOrder4Lbl>SalesAmtOnOrder4Lbl</SalesAmtOnOrder4Lbl>
+    <SalesAmtOnOrderLCY2Lbl>SalesAmtOnOrderLCY2Lbl</SalesAmtOnOrderLCY2Lbl>
+    <SalesAmtOnOrderLCY3Lbl>SalesAmtOnOrderLCY3Lbl</SalesAmtOnOrderLCY3Lbl>
+    <SalesAmtOnOrderLCY4Lbl>SalesAmtOnOrderLCY4Lbl</SalesAmtOnOrderLCY4Lbl>
+    <SalesLineBilltoNo_CustomerCaption>SalesLineBilltoNo_CustomerCaption</SalesLineBilltoNo_CustomerCaption>
+    <StartingDateLbl>StartingDateLbl</StartingDateLbl>
+    <TotalCaptionLbl>TotalCaptionLbl</TotalCaptionLbl>
+    <TotalLCYCaptionLbl>TotalLCYCaptionLbl</TotalLCYCaptionLbl>
+    <UserLabel>UserLabel</UserLabel>
+  </Labels>
+  <Customer>
+    <AfterCaption>AfterCaption</AfterCaption>
+    <AllamountsareinLCYCaption>AllamountsareinLCYCaption</AllamountsareinLCYCaption>
+    <AllAmountsAreInLCYTxt>AllAmountsAreInLCYTxt</AllAmountsAreInLCYTxt>
+    <BeforeCaption>BeforeCaption</BeforeCaption>
+    <CompanyName>CompanyName</CompanyName>
+    <CustFilter>CustFilter</CustFilter>
+    <CustFilter1>CustFilter1</CustFilter1>
+    <CustomerNameCaption>CustomerNameCaption</CustomerNameCaption>
+    <CustomerNoCaption>CustomerNoCaption</CustomerNoCaption>
+    <CustomerOrderSummaryCaption>CustomerOrderSummaryCaption</CustomerOrderSummaryCaption>
+    <No_Cust>No_Cust</No_Cust>
+    <OutstandingOrdersCaption>OutstandingOrdersCaption</OutstandingOrdersCaption>
+    <PageNoCaption>PageNoCaption</PageNoCaption>
+    <PeriodStartDate1>PeriodStartDate1</PeriodStartDate1>
+    <PeriodStartDate2>PeriodStartDate2</PeriodStartDate2>
+    <PeriodStartDate21>PeriodStartDate21</PeriodStartDate21>
+    <PeriodStartDate3>PeriodStartDate3</PeriodStartDate3>
+    <PeriodStartDate31>PeriodStartDate31</PeriodStartDate31>
+    <PeriodStartDate41>PeriodStartDate41</PeriodStartDate41>
+    <PrintAmountsInLCY>PrintAmountsInLCY</PrintAmountsInLCY>
+    <SalesAmtOnOrderLCY1>SalesAmtOnOrderLCY1</SalesAmtOnOrderLCY1>
+    <SalesAmtOnOrderLCY2>SalesAmtOnOrderLCY2</SalesAmtOnOrderLCY2>
+    <SalesAmtOnOrderLCY3>SalesAmtOnOrderLCY3</SalesAmtOnOrderLCY3>
+    <SalesAmtOnOrderLCY4>SalesAmtOnOrderLCY4</SalesAmtOnOrderLCY4>
+    <SalesAmtOnOrderLCY5>SalesAmtOnOrderLCY5</SalesAmtOnOrderLCY5>
+    <SalesOrderAmountLCY>SalesOrderAmountLCY</SalesOrderAmountLCY>
+    <TotalCaption>TotalCaption</TotalCaption>
+    <TotalLCYCaption>TotalLCYCaption</TotalLCYCaption>
+    <Sales_Line>
+      <CurrencyCode_SalesLine>CurrencyCode_SalesLine</CurrencyCode_SalesLine>
+      <GroupNumber>GroupNumber</GroupNumber>
+      <Name_Cust>Name_Cust</Name_Cust>
+      <SalesAmtOnOrder1>SalesAmtOnOrder1</SalesAmtOnOrder1>
+      <SalesAmtOnOrder2>SalesAmtOnOrder2</SalesAmtOnOrder2>
+      <SalesAmtOnOrder3>SalesAmtOnOrder3</SalesAmtOnOrder3>
+      <SalesAmtOnOrder4>SalesAmtOnOrder4</SalesAmtOnOrder4>
+      <SalesAmtOnOrder5>SalesAmtOnOrder5</SalesAmtOnOrder5>
+      <SalesLineBilltoNo_Customer>SalesLineBilltoNo_Customer</SalesLineBilltoNo_Customer>
+      <SalesOrderAmount>SalesOrderAmount</SalesOrderAmount>
+    </Sales_Line>
+  </Customer>
+  <SalesLineBuffer_Integer>
+    <Number>Number</Number>
+    <SalesLineBuffer_BilltoCustomerNo>SalesLineBuffer_BilltoCustomerNo</SalesLineBuffer_BilltoCustomerNo>
+    <SalesLineBuffer_CurrencyCode>SalesLineBuffer_CurrencyCode</SalesLineBuffer_CurrencyCode>
+    <SalesLineBuffer_CustomerName>SalesLineBuffer_CustomerName</SalesLineBuffer_CustomerName>
+    <SalesLineBuffer_SalesAmtOnOrder1>SalesLineBuffer_SalesAmtOnOrder1</SalesLineBuffer_SalesAmtOnOrder1>
+    <SalesLineBuffer_SalesAmtOnOrder2>SalesLineBuffer_SalesAmtOnOrder2</SalesLineBuffer_SalesAmtOnOrder2>
+    <SalesLineBuffer_SalesAmtOnOrder3>SalesLineBuffer_SalesAmtOnOrder3</SalesLineBuffer_SalesAmtOnOrder3>
+    <SalesLineBuffer_SalesAmtOnOrder4>SalesLineBuffer_SalesAmtOnOrder4</SalesLineBuffer_SalesAmtOnOrder4>
+    <SalesLineBuffer_SalesAmtOnOrder5>SalesLineBuffer_SalesAmtOnOrder5</SalesLineBuffer_SalesAmtOnOrder5>
+    <SalesLineBuffer_SalesOrderAmount>SalesLineBuffer_SalesOrderAmount</SalesLineBuffer_SalesOrderAmount>
+  </SalesLineBuffer_Integer>
+  <Totals>
+    <Totals_Sales_Amt_On_Order1>Totals_Sales_Amt_On_Order1</Totals_Sales_Amt_On_Order1>
+    <Totals_Sales_Amt_On_Order2>Totals_Sales_Amt_On_Order2</Totals_Sales_Amt_On_Order2>
+    <Totals_Sales_Amt_On_Order3>Totals_Sales_Amt_On_Order3</Totals_Sales_Amt_On_Order3>
+    <Totals_Sales_Amt_On_Order4>Totals_Sales_Amt_On_Order4</Totals_Sales_Amt_On_Order4>
+    <Totals_Sales_Amt_On_Order5>Totals_Sales_Amt_On_Order5</Totals_Sales_Amt_On_Order5>
+    <Totals_Sales_Order_Amount>Totals_Sales_Order_Amount</Totals_Sales_Order_Amount>
+    <Totals_TotalText>Totals_TotalText</Totals_TotalText>
+  </Totals>
+</NavWordReportXmlPart>
 </file>
 
 <file path=customXml/itemProps2.xml><?xml version="1.0" encoding="utf-8"?>
